--- a/Programacion II/Clases/Proyecto Integrador/Enunciado Proyecto Integrador - Programacion II - 2026-2.docx
+++ b/Programacion II/Clases/Proyecto Integrador/Enunciado Proyecto Integrador - Programacion II - 2026-2.docx
@@ -196,7 +196,25 @@
           <w:color w:val="2B2B2B"/>
           <w:sz w:val="22"/>
         </w:rPr>
-        <w:t>La Clinica Veterinaria «Huellitas» atiende un alto volumen de pacientes y hoy lleva toda su gestion en carpetas de papel. La administracion reporta tres problemas: se extravian fichas de pacientes, buscar un historial en el archivo fisico genera filas en la sala de espera, y no hay metricas (no saben cuantas especies atienden al mes). Ustedes fueron contratados para resolverlo con un sistema llamado @@VetCare@@.</w:t>
+        <w:t xml:space="preserve">La Clinica Veterinaria «Huellitas» atiende un alto volumen de pacientes y hoy lleva toda su gestion en carpetas de papel. La administracion reporta tres problemas: se extravian fichas de pacientes, buscar un historial en el archivo fisico genera filas en la sala de espera, y no hay metricas (no saben cuantas especies atienden al mes). Ustedes fueron contratados para resolverlo con un sistema llamado </w:t>
+      </w:r>
+      <w:r>
+        <w:rPr>
+          <w:rFonts w:ascii="Calibri" w:hAnsi="Calibri" w:eastAsia="Calibri"/>
+          <w:b/>
+          <w:color w:val="2B2B2B"/>
+          <w:sz w:val="22"/>
+        </w:rPr>
+        <w:t>VetCare</w:t>
+      </w:r>
+      <w:r>
+        <w:rPr>
+          <w:rFonts w:ascii="Calibri" w:hAnsi="Calibri" w:eastAsia="Calibri"/>
+          <w:b w:val="0"/>
+          <w:color w:val="2B2B2B"/>
+          <w:sz w:val="22"/>
+        </w:rPr>
+        <w:t>.</w:t>
       </w:r>
     </w:p>
     <w:p>
@@ -312,11 +330,20 @@
       <w:r>
         <w:rPr>
           <w:rFonts w:ascii="Calibri" w:hAnsi="Calibri" w:eastAsia="Calibri"/>
+          <w:b/>
+          <w:color w:val="2B2B2B"/>
+          <w:sz w:val="22"/>
+        </w:rPr>
+        <w:t>Pilares de POO:</w:t>
+      </w:r>
+      <w:r>
+        <w:rPr>
+          <w:rFonts w:ascii="Calibri" w:hAnsi="Calibri" w:eastAsia="Calibri"/>
           <w:b w:val="0"/>
           <w:color w:val="2B2B2B"/>
           <w:sz w:val="22"/>
         </w:rPr>
-        <w:t>@@Pilares de POO:@@ clases del dominio (Mascota, Dueno, Cita), objetos, encapsulamiento y herencia usados con criterio, no decorativos.</w:t>
+        <w:t xml:space="preserve"> clases del dominio (Mascota, Dueno, Cita), objetos, encapsulamiento y herencia usados con criterio, no decorativos.</w:t>
       </w:r>
     </w:p>
     <w:p>
@@ -327,11 +354,20 @@
       <w:r>
         <w:rPr>
           <w:rFonts w:ascii="Calibri" w:hAnsi="Calibri" w:eastAsia="Calibri"/>
+          <w:b/>
+          <w:color w:val="2B2B2B"/>
+          <w:sz w:val="22"/>
+        </w:rPr>
+        <w:t>Estructuras de datos:</w:t>
+      </w:r>
+      <w:r>
+        <w:rPr>
+          <w:rFonts w:ascii="Calibri" w:hAnsi="Calibri" w:eastAsia="Calibri"/>
           <w:b w:val="0"/>
           <w:color w:val="2B2B2B"/>
           <w:sz w:val="22"/>
         </w:rPr>
-        <w:t>@@Estructuras de datos:@@ colecciones de Java (List / Map) para gestionar los registros en memoria.</w:t>
+        <w:t xml:space="preserve"> colecciones de Java (List / Map) para gestionar los registros en memoria.</w:t>
       </w:r>
     </w:p>
     <w:p>
@@ -342,11 +378,20 @@
       <w:r>
         <w:rPr>
           <w:rFonts w:ascii="Calibri" w:hAnsi="Calibri" w:eastAsia="Calibri"/>
+          <w:b/>
+          <w:color w:val="2B2B2B"/>
+          <w:sz w:val="22"/>
+        </w:rPr>
+        <w:t>Interfaz grafica:</w:t>
+      </w:r>
+      <w:r>
+        <w:rPr>
+          <w:rFonts w:ascii="Calibri" w:hAnsi="Calibri" w:eastAsia="Calibri"/>
           <w:b w:val="0"/>
           <w:color w:val="2B2B2B"/>
           <w:sz w:val="22"/>
         </w:rPr>
-        <w:t>@@Interfaz grafica:@@ ventanas funcionales con Swing o JavaFX.</w:t>
+        <w:t xml:space="preserve"> ventanas funcionales con Swing o JavaFX.</w:t>
       </w:r>
     </w:p>
     <w:p>
@@ -357,11 +402,20 @@
       <w:r>
         <w:rPr>
           <w:rFonts w:ascii="Calibri" w:hAnsi="Calibri" w:eastAsia="Calibri"/>
+          <w:b/>
+          <w:color w:val="2B2B2B"/>
+          <w:sz w:val="22"/>
+        </w:rPr>
+        <w:t>Manejo de errores:</w:t>
+      </w:r>
+      <w:r>
+        <w:rPr>
+          <w:rFonts w:ascii="Calibri" w:hAnsi="Calibri" w:eastAsia="Calibri"/>
           <w:b w:val="0"/>
           <w:color w:val="2B2B2B"/>
           <w:sz w:val="22"/>
         </w:rPr>
-        <w:t>@@Manejo de errores:@@ bloques try-catch que eviten que el programa se cierre (ej.: el usuario escribe texto donde va la edad de la mascota).</w:t>
+        <w:t xml:space="preserve"> bloques try-catch que eviten que el programa se cierre (ej.: el usuario escribe texto donde va la edad de la mascota).</w:t>
       </w:r>
     </w:p>
     <w:p>
@@ -372,11 +426,20 @@
       <w:r>
         <w:rPr>
           <w:rFonts w:ascii="Calibri" w:hAnsi="Calibri" w:eastAsia="Calibri"/>
+          <w:b/>
+          <w:color w:val="2B2B2B"/>
+          <w:sz w:val="22"/>
+        </w:rPr>
+        <w:t>Persistencia:</w:t>
+      </w:r>
+      <w:r>
+        <w:rPr>
+          <w:rFonts w:ascii="Calibri" w:hAnsi="Calibri" w:eastAsia="Calibri"/>
           <w:b w:val="0"/>
           <w:color w:val="2B2B2B"/>
           <w:sz w:val="22"/>
         </w:rPr>
-        <w:t>@@Persistencia:@@ guardar y leer desde archivos .txt o .csv para no perder datos al cerrar la aplicacion.</w:t>
+        <w:t xml:space="preserve"> guardar y leer desde archivos .txt o .csv para no perder datos al cerrar la aplicacion.</w:t>
       </w:r>
     </w:p>
     <w:p>
@@ -417,11 +480,20 @@
       <w:r>
         <w:rPr>
           <w:rFonts w:ascii="Calibri" w:hAnsi="Calibri" w:eastAsia="Calibri"/>
+          <w:b/>
+          <w:color w:val="2B2B2B"/>
+          <w:sz w:val="22"/>
+        </w:rPr>
+        <w:t>Caso A — cursa AMBAS materias (modo full stack):</w:t>
+      </w:r>
+      <w:r>
+        <w:rPr>
+          <w:rFonts w:ascii="Calibri" w:hAnsi="Calibri" w:eastAsia="Calibri"/>
           <w:b w:val="0"/>
           <w:color w:val="2B2B2B"/>
           <w:sz w:val="22"/>
         </w:rPr>
-        <w:t>@@Caso A — cursa AMBAS materias (modo full stack):@@ trabaja en equipo sobre un unico VetCare. En Programacion II se califica la calidad del codigo Java; en Seminario, la calidad de los diagramas y la documentacion de ESE mismo sistema.</w:t>
+        <w:t xml:space="preserve"> trabaja en equipo sobre un unico VetCare. En Programacion II se califica la calidad del codigo Java; en Seminario, la calidad de los diagramas y la documentacion de ESE mismo sistema.</w:t>
       </w:r>
     </w:p>
     <w:p>
@@ -432,11 +504,20 @@
       <w:r>
         <w:rPr>
           <w:rFonts w:ascii="Calibri" w:hAnsi="Calibri" w:eastAsia="Calibri"/>
+          <w:b/>
+          <w:color w:val="2B2B2B"/>
+          <w:sz w:val="22"/>
+        </w:rPr>
+        <w:t>Caso B — solo Programacion II (modo developer):</w:t>
+      </w:r>
+      <w:r>
+        <w:rPr>
+          <w:rFonts w:ascii="Calibri" w:hAnsi="Calibri" w:eastAsia="Calibri"/>
           <w:b w:val="0"/>
           <w:color w:val="2B2B2B"/>
           <w:sz w:val="22"/>
         </w:rPr>
-        <w:t>@@Caso B — solo Programacion II (modo developer):@@ el docente le entrega los diagramas UML ya hechos. Su mision es traducir esos planos a codigo Java funcional.</w:t>
+        <w:t xml:space="preserve"> el docente le entrega los diagramas UML ya hechos. Su mision es traducir esos planos a codigo Java funcional.</w:t>
       </w:r>
     </w:p>
     <w:p>
@@ -447,11 +528,20 @@
       <w:r>
         <w:rPr>
           <w:rFonts w:ascii="Calibri" w:hAnsi="Calibri" w:eastAsia="Calibri"/>
+          <w:b/>
+          <w:color w:val="2B2B2B"/>
+          <w:sz w:val="22"/>
+        </w:rPr>
+        <w:t>Caso C — solo Seminario (modo arquitecto/QA):</w:t>
+      </w:r>
+      <w:r>
+        <w:rPr>
+          <w:rFonts w:ascii="Calibri" w:hAnsi="Calibri" w:eastAsia="Calibri"/>
           <w:b w:val="0"/>
           <w:color w:val="2B2B2B"/>
           <w:sz w:val="22"/>
         </w:rPr>
-        <w:t>@@Caso C — solo Seminario (modo arquitecto/QA):@@ se encarga del diseno y el plan de pruebas. Para validar su diseno entrega un prototipo navegable (mockup) o un prototipo minimo en consola; no se le exige software con interfaz grafica.</w:t>
+        <w:t xml:space="preserve"> se encarga del diseno y el plan de pruebas. Para validar su diseno entrega un prototipo navegable (mockup) o un prototipo minimo en consola; no se le exige software con interfaz grafica.</w:t>
       </w:r>
     </w:p>
     <w:p>
@@ -813,14 +903,6 @@
         <w:spacing w:after="80" w:before="0"/>
         <w:jc w:val="left"/>
       </w:pPr>
-      <w:r>
-        <w:rPr>
-          <w:rFonts w:ascii="Calibri" w:hAnsi="Calibri" w:eastAsia="Calibri"/>
-          <w:b w:val="0"/>
-          <w:color w:val="2B2B2B"/>
-          <w:sz w:val="22"/>
-        </w:rPr>
-      </w:r>
     </w:p>
     <w:p>
       <w:pPr>
@@ -1312,14 +1394,6 @@
         <w:spacing w:after="80" w:before="0"/>
         <w:jc w:val="left"/>
       </w:pPr>
-      <w:r>
-        <w:rPr>
-          <w:rFonts w:ascii="Calibri" w:hAnsi="Calibri" w:eastAsia="Calibri"/>
-          <w:b w:val="0"/>
-          <w:color w:val="2B2B2B"/>
-          <w:sz w:val="22"/>
-        </w:rPr>
-      </w:r>
     </w:p>
     <w:p>
       <w:pPr>
@@ -1348,7 +1422,25 @@
           <w:color w:val="2B2B2B"/>
           <w:sz w:val="22"/>
         </w:rPr>
-        <w:t>Entrega en @@ExamLab@@ segun los hitos del plan. Un envio por equipo.</w:t>
+        <w:t xml:space="preserve">Entrega en </w:t>
+      </w:r>
+      <w:r>
+        <w:rPr>
+          <w:rFonts w:ascii="Calibri" w:hAnsi="Calibri" w:eastAsia="Calibri"/>
+          <w:b/>
+          <w:color w:val="2B2B2B"/>
+          <w:sz w:val="22"/>
+        </w:rPr>
+        <w:t>ExamLab</w:t>
+      </w:r>
+      <w:r>
+        <w:rPr>
+          <w:rFonts w:ascii="Calibri" w:hAnsi="Calibri" w:eastAsia="Calibri"/>
+          <w:b w:val="0"/>
+          <w:color w:val="2B2B2B"/>
+          <w:sz w:val="22"/>
+        </w:rPr>
+        <w:t xml:space="preserve"> segun los hitos del plan. Un envio por equipo.</w:t>
       </w:r>
     </w:p>
     <w:sectPr>

--- a/Programacion II/Clases/Proyecto Integrador/Enunciado Proyecto Integrador - Programacion II - 2026-2.docx
+++ b/Programacion II/Clases/Proyecto Integrador/Enunciado Proyecto Integrador - Programacion II - 2026-2.docx
@@ -493,7 +493,7 @@
           <w:color w:val="2B2B2B"/>
           <w:sz w:val="22"/>
         </w:rPr>
-        <w:t xml:space="preserve"> trabaja en equipo sobre un unico VetCare. En Programacion II se califica la calidad del codigo Java; en Seminario, la calidad de los diagramas y la documentacion de ESE mismo sistema.</w:t>
+        <w:t xml:space="preserve"> trabaja sobre un unico VetCare. En Programacion II se califica la calidad del codigo Java; en Seminario, la calidad de los diagramas y la documentacion de ESE mismo sistema.</w:t>
       </w:r>
     </w:p>
     <w:p>
@@ -585,7 +585,7 @@
                 <w:color w:val="FFFFFF"/>
                 <w:sz w:val="20"/>
               </w:rPr>
-              <w:t>Clase</w:t>
+              <w:t>Sesion (material)</w:t>
             </w:r>
           </w:p>
         </w:tc>
@@ -640,7 +640,7 @@
                 <w:color w:val="2B2B2B"/>
                 <w:sz w:val="20"/>
               </w:rPr>
-              <w:t>11</w:t>
+              <w:t>S10 (doble · Clases 11+12)</w:t>
             </w:r>
           </w:p>
         </w:tc>
@@ -657,7 +657,7 @@
                 <w:color w:val="2B2B2B"/>
                 <w:sz w:val="20"/>
               </w:rPr>
-              <w:t>21/10</w:t>
+              <w:t>28/10</w:t>
             </w:r>
           </w:p>
         </w:tc>
@@ -674,7 +674,7 @@
                 <w:color w:val="2B2B2B"/>
                 <w:sz w:val="20"/>
               </w:rPr>
-              <w:t>Avance de codigo + revision cruzada entre equipos</w:t>
+              <w:t>Avance de codigo + revision cruzada e integracion de modulos: la aplicacion corre de punta a punta</w:t>
             </w:r>
           </w:p>
         </w:tc>
@@ -694,7 +694,7 @@
                 <w:color w:val="2B2B2B"/>
                 <w:sz w:val="20"/>
               </w:rPr>
-              <w:t>12</w:t>
+              <w:t>S11 (Clase 13)</w:t>
             </w:r>
           </w:p>
         </w:tc>
@@ -712,7 +712,7 @@
                 <w:color w:val="2B2B2B"/>
                 <w:sz w:val="20"/>
               </w:rPr>
-              <w:t>28/10</w:t>
+              <w:t>04/11</w:t>
             </w:r>
           </w:p>
         </w:tc>
@@ -720,59 +720,6 @@
           <w:tcPr>
             <w:tcW w:type="dxa" w:w="3264"/>
             <w:shd w:val="clear" w:fill="F2F2F2"/>
-          </w:tcPr>
-          <w:p>
-            <w:r/>
-            <w:r>
-              <w:rPr>
-                <w:rFonts w:ascii="Calibri" w:hAnsi="Calibri" w:eastAsia="Calibri"/>
-                <w:b w:val="0"/>
-                <w:color w:val="2B2B2B"/>
-                <w:sz w:val="20"/>
-              </w:rPr>
-              <w:t>Integracion de modulos: la aplicacion corre de punta a punta</w:t>
-            </w:r>
-          </w:p>
-        </w:tc>
-      </w:tr>
-      <w:tr>
-        <w:tc>
-          <w:tcPr>
-            <w:tcW w:type="dxa" w:w="3264"/>
-          </w:tcPr>
-          <w:p>
-            <w:r/>
-            <w:r>
-              <w:rPr>
-                <w:rFonts w:ascii="Calibri" w:hAnsi="Calibri" w:eastAsia="Calibri"/>
-                <w:b w:val="0"/>
-                <w:color w:val="2B2B2B"/>
-                <w:sz w:val="20"/>
-              </w:rPr>
-              <w:t>13</w:t>
-            </w:r>
-          </w:p>
-        </w:tc>
-        <w:tc>
-          <w:tcPr>
-            <w:tcW w:type="dxa" w:w="3264"/>
-          </w:tcPr>
-          <w:p>
-            <w:r/>
-            <w:r>
-              <w:rPr>
-                <w:rFonts w:ascii="Calibri" w:hAnsi="Calibri" w:eastAsia="Calibri"/>
-                <w:b w:val="0"/>
-                <w:color w:val="2B2B2B"/>
-                <w:sz w:val="20"/>
-              </w:rPr>
-              <w:t>04/11</w:t>
-            </w:r>
-          </w:p>
-        </w:tc>
-        <w:tc>
-          <w:tcPr>
-            <w:tcW w:type="dxa" w:w="3264"/>
           </w:tcPr>
           <w:p>
             <w:r/>
@@ -792,7 +739,6 @@
         <w:tc>
           <w:tcPr>
             <w:tcW w:type="dxa" w:w="3264"/>
-            <w:shd w:val="clear" w:fill="F2F2F2"/>
           </w:tcPr>
           <w:p>
             <w:r/>
@@ -803,14 +749,13 @@
                 <w:color w:val="2B2B2B"/>
                 <w:sz w:val="20"/>
               </w:rPr>
-              <w:t>14</w:t>
+              <w:t>S12 (Clase 14)</w:t>
             </w:r>
           </w:p>
         </w:tc>
         <w:tc>
           <w:tcPr>
             <w:tcW w:type="dxa" w:w="3264"/>
-            <w:shd w:val="clear" w:fill="F2F2F2"/>
           </w:tcPr>
           <w:p>
             <w:r/>
@@ -828,7 +773,6 @@
         <w:tc>
           <w:tcPr>
             <w:tcW w:type="dxa" w:w="3264"/>
-            <w:shd w:val="clear" w:fill="F2F2F2"/>
           </w:tcPr>
           <w:p>
             <w:r/>
@@ -848,6 +792,7 @@
         <w:tc>
           <w:tcPr>
             <w:tcW w:type="dxa" w:w="3264"/>
+            <w:shd w:val="clear" w:fill="F2F2F2"/>
           </w:tcPr>
           <w:p>
             <w:r/>
@@ -858,13 +803,14 @@
                 <w:color w:val="2B2B2B"/>
                 <w:sz w:val="20"/>
               </w:rPr>
-              <w:t>15</w:t>
+              <w:t>S13 (Clase 15)</w:t>
             </w:r>
           </w:p>
         </w:tc>
         <w:tc>
           <w:tcPr>
             <w:tcW w:type="dxa" w:w="3264"/>
+            <w:shd w:val="clear" w:fill="F2F2F2"/>
           </w:tcPr>
           <w:p>
             <w:r/>
@@ -882,6 +828,7 @@
         <w:tc>
           <w:tcPr>
             <w:tcW w:type="dxa" w:w="3264"/>
+            <w:shd w:val="clear" w:fill="F2F2F2"/>
           </w:tcPr>
           <w:p>
             <w:r/>
@@ -976,7 +923,7 @@
           <w:color w:val="2B2B2B"/>
           <w:sz w:val="22"/>
         </w:rPr>
-        <w:t>Sustentacion de 5-8 minutos donde participen todos los integrantes.</w:t>
+        <w:t>Sustentacion de 5-8 minutos (si hay equipo autorizado, deben participar todos los integrantes).</w:t>
       </w:r>
     </w:p>
     <w:p>
@@ -1383,7 +1330,7 @@
                 <w:color w:val="2B2B2B"/>
                 <w:sz w:val="20"/>
               </w:rPr>
-              <w:t>Todos explican; se pregunta al azar a cualquier integrante</w:t>
+              <w:t>Se pregunta al azar sobre cualquier parte; con equipo, todos explican</w:t>
             </w:r>
           </w:p>
         </w:tc>
@@ -1440,7 +1387,7 @@
           <w:color w:val="2B2B2B"/>
           <w:sz w:val="22"/>
         </w:rPr>
-        <w:t xml:space="preserve"> segun los hitos del plan. Un envio por equipo.</w:t>
+        <w:t xml:space="preserve"> segun los hitos del plan. Envio individual.</w:t>
       </w:r>
     </w:p>
     <w:sectPr>

--- a/Programacion II/Clases/Proyecto Integrador/Enunciado Proyecto Integrador - Programacion II - 2026-2.docx
+++ b/Programacion II/Clases/Proyecto Integrador/Enunciado Proyecto Integrador - Programacion II - 2026-2.docx
@@ -90,7 +90,7 @@
           <w:color w:val="2B2B2B"/>
           <w:sz w:val="22"/>
         </w:rPr>
-        <w:t>Horario: Miercoles 18:00–20:00 (120 min)  ·  Modalidad: Presencialidad asistida</w:t>
+        <w:t>Horario: Miercoles 18:00–20:00 (120 min)  ·  Modalidad: Virtual (sesiones por Meet)</w:t>
       </w:r>
     </w:p>
     <w:p>
